--- a/pr-preview/pr-420/linear-algebra-complex.docx
+++ b/pr-preview/pr-420/linear-algebra-complex.docx
@@ -15,7 +15,7 @@
         <w:pStyle w:val="Date"/>
       </w:pPr>
       <w:r>
-        <w:t xml:space="preserve">Last modified: 2026-10-19 11:56:47 (PDT)</w:t>
+        <w:t xml:space="preserve">Last modified: 2026-10-19 14:25:51 (PDT)</w:t>
       </w:r>
     </w:p>
     <w:bookmarkStart w:id="44" w:name="sec-complex-vectors-matrices"/>

--- a/pr-preview/pr-420/linear-algebra-complex.docx
+++ b/pr-preview/pr-420/linear-algebra-complex.docx
@@ -15,7 +15,7 @@
         <w:pStyle w:val="Date"/>
       </w:pPr>
       <w:r>
-        <w:t xml:space="preserve">Last modified: 2026-10-19 14:25:51 (PDT)</w:t>
+        <w:t xml:space="preserve">Last modified: 2026-10-19 16:15:10 (PDT)</w:t>
       </w:r>
     </w:p>
     <w:bookmarkStart w:id="44" w:name="sec-complex-vectors-matrices"/>
